--- a/eng/docx/19.content.docx
+++ b/eng/docx/19.content.docx
@@ -473,36 +473,24 @@
         </w:rPr>
         <w:t xml:space="preserve">Praise. In many psalms people praise God for what is true about him. He is good, powerful, faithful and full of love. His laws and instructions are wonderful. Psalms </w:t>
       </w:r>
-      <w:hyperlink r:id="rId13">
-        <w:r>
-          <w:rPr>
-            <w:lang w:val="en_US" w:bidi="en_US"/>
-          </w:rPr>
-          <w:rPr>
-            <w:color w:val="0000EE"/>
-            <w:u w:val="single"/>
-          </w:rPr>
-          <w:t>8</w:t>
-        </w:r>
-      </w:hyperlink>
+      <w:r>
+        <w:rPr>
+          <w:lang w:val="en_US" w:bidi="en_US"/>
+        </w:rPr>
+        <w:t>8</w:t>
+      </w:r>
       <w:r>
         <w:rPr>
           <w:lang w:val="en_US" w:bidi="en_US"/>
         </w:rPr>
         <w:t xml:space="preserve"> and </w:t>
       </w:r>
-      <w:hyperlink r:id="rId14">
-        <w:r>
-          <w:rPr>
-            <w:lang w:val="en_US" w:bidi="en_US"/>
-          </w:rPr>
-          <w:rPr>
-            <w:color w:val="0000EE"/>
-            <w:u w:val="single"/>
-          </w:rPr>
-          <w:t>100</w:t>
-        </w:r>
-      </w:hyperlink>
+      <w:r>
+        <w:rPr>
+          <w:lang w:val="en_US" w:bidi="en_US"/>
+        </w:rPr>
+        <w:t>100</w:t>
+      </w:r>
       <w:r>
         <w:rPr>
           <w:lang w:val="en_US" w:bidi="en_US"/>
@@ -527,36 +515,24 @@
         </w:rPr>
         <w:t xml:space="preserve">Cries for help. In many psalms needy people ask God to rescue and save them. Psalms </w:t>
       </w:r>
-      <w:hyperlink r:id="rId15">
-        <w:r>
-          <w:rPr>
-            <w:lang w:val="en_US" w:bidi="en_US"/>
-          </w:rPr>
-          <w:rPr>
-            <w:color w:val="0000EE"/>
-            <w:u w:val="single"/>
-          </w:rPr>
-          <w:t>22</w:t>
-        </w:r>
-      </w:hyperlink>
+      <w:r>
+        <w:rPr>
+          <w:lang w:val="en_US" w:bidi="en_US"/>
+        </w:rPr>
+        <w:t>22</w:t>
+      </w:r>
       <w:r>
         <w:rPr>
           <w:lang w:val="en_US" w:bidi="en_US"/>
         </w:rPr>
         <w:t xml:space="preserve"> and </w:t>
       </w:r>
-      <w:hyperlink r:id="rId16">
-        <w:r>
-          <w:rPr>
-            <w:lang w:val="en_US" w:bidi="en_US"/>
-          </w:rPr>
-          <w:rPr>
-            <w:color w:val="0000EE"/>
-            <w:u w:val="single"/>
-          </w:rPr>
-          <w:t>130</w:t>
-        </w:r>
-      </w:hyperlink>
+      <w:r>
+        <w:rPr>
+          <w:lang w:val="en_US" w:bidi="en_US"/>
+        </w:rPr>
+        <w:t>130</w:t>
+      </w:r>
       <w:r>
         <w:rPr>
           <w:lang w:val="en_US" w:bidi="en_US"/>
@@ -581,36 +557,24 @@
         </w:rPr>
         <w:t xml:space="preserve">Trust. In many psalms people show God that they trust him. They believe he will do what he said he would do. Psalms </w:t>
       </w:r>
-      <w:hyperlink r:id="rId17">
-        <w:r>
-          <w:rPr>
-            <w:lang w:val="en_US" w:bidi="en_US"/>
-          </w:rPr>
-          <w:rPr>
-            <w:color w:val="0000EE"/>
-            <w:u w:val="single"/>
-          </w:rPr>
-          <w:t>23</w:t>
-        </w:r>
-      </w:hyperlink>
+      <w:r>
+        <w:rPr>
+          <w:lang w:val="en_US" w:bidi="en_US"/>
+        </w:rPr>
+        <w:t>23</w:t>
+      </w:r>
       <w:r>
         <w:rPr>
           <w:lang w:val="en_US" w:bidi="en_US"/>
         </w:rPr>
         <w:t xml:space="preserve"> and </w:t>
       </w:r>
-      <w:hyperlink r:id="rId18">
-        <w:r>
-          <w:rPr>
-            <w:lang w:val="en_US" w:bidi="en_US"/>
-          </w:rPr>
-          <w:rPr>
-            <w:color w:val="0000EE"/>
-            <w:u w:val="single"/>
-          </w:rPr>
-          <w:t>131</w:t>
-        </w:r>
-      </w:hyperlink>
+      <w:r>
+        <w:rPr>
+          <w:lang w:val="en_US" w:bidi="en_US"/>
+        </w:rPr>
+        <w:t>131</w:t>
+      </w:r>
       <w:r>
         <w:rPr>
           <w:lang w:val="en_US" w:bidi="en_US"/>
@@ -635,36 +599,24 @@
         </w:rPr>
         <w:t xml:space="preserve">Giving thanks. In many psalms people describe how God has helped them. They thank him for doing this. Psalms </w:t>
       </w:r>
-      <w:hyperlink r:id="rId19">
-        <w:r>
-          <w:rPr>
-            <w:lang w:val="en_US" w:bidi="en_US"/>
-          </w:rPr>
-          <w:rPr>
-            <w:color w:val="0000EE"/>
-            <w:u w:val="single"/>
-          </w:rPr>
-          <w:t>30</w:t>
-        </w:r>
-      </w:hyperlink>
+      <w:r>
+        <w:rPr>
+          <w:lang w:val="en_US" w:bidi="en_US"/>
+        </w:rPr>
+        <w:t>30</w:t>
+      </w:r>
       <w:r>
         <w:rPr>
           <w:lang w:val="en_US" w:bidi="en_US"/>
         </w:rPr>
         <w:t xml:space="preserve"> and </w:t>
       </w:r>
-      <w:hyperlink r:id="rId20">
-        <w:r>
-          <w:rPr>
-            <w:lang w:val="en_US" w:bidi="en_US"/>
-          </w:rPr>
-          <w:rPr>
-            <w:color w:val="0000EE"/>
-            <w:u w:val="single"/>
-          </w:rPr>
-          <w:t>116</w:t>
-        </w:r>
-      </w:hyperlink>
+      <w:r>
+        <w:rPr>
+          <w:lang w:val="en_US" w:bidi="en_US"/>
+        </w:rPr>
+        <w:t>116</w:t>
+      </w:r>
       <w:r>
         <w:rPr>
           <w:lang w:val="en_US" w:bidi="en_US"/>
@@ -689,36 +641,24 @@
         </w:rPr>
         <w:t xml:space="preserve">Complaining and lamenting. In many psalms people tell God how sad or angry they are about something. This is called lamenting and it’s also done in the book of Lamentations. It seems like God isn’t taking action to help his people. God’s people complain about this and tell God what they wish he would do. Psalms </w:t>
       </w:r>
-      <w:hyperlink r:id="rId21">
-        <w:r>
-          <w:rPr>
-            <w:lang w:val="en_US" w:bidi="en_US"/>
-          </w:rPr>
-          <w:rPr>
-            <w:color w:val="0000EE"/>
-            <w:u w:val="single"/>
-          </w:rPr>
-          <w:t>89</w:t>
-        </w:r>
-      </w:hyperlink>
+      <w:r>
+        <w:rPr>
+          <w:lang w:val="en_US" w:bidi="en_US"/>
+        </w:rPr>
+        <w:t>89</w:t>
+      </w:r>
       <w:r>
         <w:rPr>
           <w:lang w:val="en_US" w:bidi="en_US"/>
         </w:rPr>
         <w:t xml:space="preserve"> and </w:t>
       </w:r>
-      <w:hyperlink r:id="rId22">
-        <w:r>
-          <w:rPr>
-            <w:lang w:val="en_US" w:bidi="en_US"/>
-          </w:rPr>
-          <w:rPr>
-            <w:color w:val="0000EE"/>
-            <w:u w:val="single"/>
-          </w:rPr>
-          <w:t>137</w:t>
-        </w:r>
-      </w:hyperlink>
+      <w:r>
+        <w:rPr>
+          <w:lang w:val="en_US" w:bidi="en_US"/>
+        </w:rPr>
+        <w:t>137</w:t>
+      </w:r>
       <w:r>
         <w:rPr>
           <w:lang w:val="en_US" w:bidi="en_US"/>
@@ -743,36 +683,24 @@
         </w:rPr>
         <w:t xml:space="preserve">Admitting sin. In some psalms people admit to God the sinful things that they have done. They turn from their sin and repent. They ask God to forgive them for not living the way he wants people to live. Psalms </w:t>
       </w:r>
-      <w:hyperlink r:id="rId23">
-        <w:r>
-          <w:rPr>
-            <w:lang w:val="en_US" w:bidi="en_US"/>
-          </w:rPr>
-          <w:rPr>
-            <w:color w:val="0000EE"/>
-            <w:u w:val="single"/>
-          </w:rPr>
-          <w:t>32</w:t>
-        </w:r>
-      </w:hyperlink>
+      <w:r>
+        <w:rPr>
+          <w:lang w:val="en_US" w:bidi="en_US"/>
+        </w:rPr>
+        <w:t>32</w:t>
+      </w:r>
       <w:r>
         <w:rPr>
           <w:lang w:val="en_US" w:bidi="en_US"/>
         </w:rPr>
         <w:t xml:space="preserve"> and </w:t>
       </w:r>
-      <w:hyperlink r:id="rId24">
-        <w:r>
-          <w:rPr>
-            <w:lang w:val="en_US" w:bidi="en_US"/>
-          </w:rPr>
-          <w:rPr>
-            <w:color w:val="0000EE"/>
-            <w:u w:val="single"/>
-          </w:rPr>
-          <w:t>51</w:t>
-        </w:r>
-      </w:hyperlink>
+      <w:r>
+        <w:rPr>
+          <w:lang w:val="en_US" w:bidi="en_US"/>
+        </w:rPr>
+        <w:t>51</w:t>
+      </w:r>
       <w:r>
         <w:rPr>
           <w:lang w:val="en_US" w:bidi="en_US"/>
@@ -797,36 +725,24 @@
         </w:rPr>
         <w:t xml:space="preserve">Wisdom for God’s people. Some psalms speak to people instead of being a poem from someone speaking to God. These psalms bless people, explain the wise way to live or talk about God’s promises. Psalms </w:t>
       </w:r>
-      <w:hyperlink r:id="rId25">
-        <w:r>
-          <w:rPr>
-            <w:lang w:val="en_US" w:bidi="en_US"/>
-          </w:rPr>
-          <w:rPr>
-            <w:color w:val="0000EE"/>
-            <w:u w:val="single"/>
-          </w:rPr>
-          <w:t>1</w:t>
-        </w:r>
-      </w:hyperlink>
+      <w:r>
+        <w:rPr>
+          <w:lang w:val="en_US" w:bidi="en_US"/>
+        </w:rPr>
+        <w:t>1</w:t>
+      </w:r>
       <w:r>
         <w:rPr>
           <w:lang w:val="en_US" w:bidi="en_US"/>
         </w:rPr>
         <w:t xml:space="preserve"> and </w:t>
       </w:r>
-      <w:hyperlink r:id="rId26">
-        <w:r>
-          <w:rPr>
-            <w:lang w:val="en_US" w:bidi="en_US"/>
-          </w:rPr>
-          <w:rPr>
-            <w:color w:val="0000EE"/>
-            <w:u w:val="single"/>
-          </w:rPr>
-          <w:t>112</w:t>
-        </w:r>
-      </w:hyperlink>
+      <w:r>
+        <w:rPr>
+          <w:lang w:val="en_US" w:bidi="en_US"/>
+        </w:rPr>
+        <w:t>112</w:t>
+      </w:r>
       <w:r>
         <w:rPr>
           <w:lang w:val="en_US" w:bidi="en_US"/>
@@ -851,36 +767,24 @@
         </w:rPr>
         <w:t xml:space="preserve">Prophecy. Some psalms were understood to include prophecies. New Testament writers understood that some of these prophecies were fulfilled in Jesus’ life and work. Psalms </w:t>
       </w:r>
-      <w:hyperlink r:id="rId27">
-        <w:r>
-          <w:rPr>
-            <w:lang w:val="en_US" w:bidi="en_US"/>
-          </w:rPr>
-          <w:rPr>
-            <w:color w:val="0000EE"/>
-            <w:u w:val="single"/>
-          </w:rPr>
-          <w:t>2</w:t>
-        </w:r>
-      </w:hyperlink>
+      <w:r>
+        <w:rPr>
+          <w:lang w:val="en_US" w:bidi="en_US"/>
+        </w:rPr>
+        <w:t>2</w:t>
+      </w:r>
       <w:r>
         <w:rPr>
           <w:lang w:val="en_US" w:bidi="en_US"/>
         </w:rPr>
         <w:t xml:space="preserve"> and </w:t>
       </w:r>
-      <w:hyperlink r:id="rId28">
-        <w:r>
-          <w:rPr>
-            <w:lang w:val="en_US" w:bidi="en_US"/>
-          </w:rPr>
-          <w:rPr>
-            <w:color w:val="0000EE"/>
-            <w:u w:val="single"/>
-          </w:rPr>
-          <w:t>110</w:t>
-        </w:r>
-      </w:hyperlink>
+      <w:r>
+        <w:rPr>
+          <w:lang w:val="en_US" w:bidi="en_US"/>
+        </w:rPr>
+        <w:t>110</w:t>
+      </w:r>
       <w:r>
         <w:rPr>
           <w:lang w:val="en_US" w:bidi="en_US"/>
